--- a/challenge-2/unstructured_files/Grievance_Policy_2024.docx
+++ b/challenge-2/unstructured_files/Grievance_Policy_2024.docx
@@ -29,7 +29,7 @@
           <w:sz w:val="20"/>
           <w:szCs w:val="20"/>
         </w:rPr>
-        <w:t xml:space="preserve">Department for Work and Pensions | January 2024</w:t>
+        <w:t xml:space="preserve">[Government Department C] | January 2024</w:t>
       </w:r>
     </w:p>
     <w:p>
@@ -57,7 +57,7 @@
           <w:sz w:val="20"/>
           <w:szCs w:val="20"/>
         </w:rPr>
-        <w:t xml:space="preserve">Approval: DWP People Committee, 8 January 2024 | Review date: January 2026</w:t>
+        <w:t xml:space="preserve">Approval: [DEPT-C] People Committee, 8 January 2024 | Review date: January 2026</w:t>
       </w:r>
     </w:p>
     <w:p>
@@ -75,7 +75,7 @@
     </w:p>
     <w:p>
       <w:r>
-        <w:t xml:space="preserve">This policy provides a framework for employees to raise and resolve workplace grievances. It applies to all DWP employees.</w:t>
+        <w:t xml:space="preserve">This policy provides a framework for employees to raise and resolve workplace grievances. It applies to all [DEPT-C] employees.</w:t>
       </w:r>
     </w:p>
     <w:p>
@@ -697,7 +697,7 @@
           <w:sz w:val="22"/>
           <w:szCs w:val="22"/>
         </w:rPr>
-        <w:t xml:space="preserve">HR casework advice: hrcase@dwp.gov.uk</w:t>
+        <w:t xml:space="preserve">HR casework advice: hrcase@[department].gov.uk</w:t>
       </w:r>
     </w:p>
     <w:p>
